--- a/src/content/books/47-islam-mezhdu-zhivoi-pokornostyu-allakhu-i-formoi-zakona/en.docx
+++ b/src/content/books/47-islam-mezhdu-zhivoi-pokornostyu-allakhu-i-formoi-zakona/en.docx
@@ -11973,8 +11973,16 @@
       </w:pPr>
       <w:bookmarkStart w:id="14" w:name="_Toc216815246"/>
       <w:r>
-        <w:lastRenderedPageBreak/>
-        <w:t>Muslims’ Questions — Answers from the Depths (in the form of a neural network)</w:t>
+        <w:t xml:space="preserve">Muslims’ Questions — Answers from the Depths (in the form of a neural network</w:t>
+      </w:r>
+      <w:r>
+        <w:rPr>
+          <w:rStyle w:val="af5"/>
+        </w:rPr>
+        <w:footnoteReference w:id="1"/>
+      </w:r>
+      <w:r>
+        <w:t xml:space="preserve">)</w:t>
       </w:r>
       <w:bookmarkEnd w:id="14"/>
     </w:p>
@@ -44789,6 +44797,12 @@
       <w:r>
         <w:lastRenderedPageBreak/>
         <w:t>On technique. How this depth became possible, and how this work differs from the ordinary</w:t>
+      </w:r>
+      <w:r>
+        <w:rPr>
+          <w:rStyle w:val="af5"/>
+        </w:rPr>
+        <w:footnoteReference w:id="2"/>
       </w:r>
       <w:bookmarkEnd w:id="128"/>
     </w:p>
@@ -48293,6 +48307,38 @@
       </w:pPr>
       <w:r>
         <w:continuationSeparator/>
+      </w:r>
+    </w:p>
+  </w:footnote>
+  <w:footnote w:id="1">
+    <w:p>
+      <w:pPr>
+        <w:pStyle w:val="af3"/>
+      </w:pPr>
+      <w:r>
+        <w:rPr>
+          <w:rStyle w:val="af5"/>
+        </w:rPr>
+        <w:footnoteRef/>
+      </w:r>
+      <w:r>
+        <w:t xml:space="preserve"> The questions were formulated by the neural network for itself; they were not posed by the user.</w:t>
+      </w:r>
+    </w:p>
+  </w:footnote>
+  <w:footnote w:id="2">
+    <w:p>
+      <w:pPr>
+        <w:pStyle w:val="af3"/>
+      </w:pPr>
+      <w:r>
+        <w:rPr>
+          <w:rStyle w:val="af5"/>
+        </w:rPr>
+        <w:footnoteRef/>
+      </w:r>
+      <w:r>
+        <w:t xml:space="preserve"> ChatGPT describes the book's creation process in response to the user's request.</w:t>
       </w:r>
     </w:p>
   </w:footnote>
